--- a/هفتم/هفتم - ۵/فصل 5 - 10 نمره - سری 2.docx
+++ b/هفتم/هفتم - ۵/فصل 5 - 10 نمره - سری 2.docx
@@ -35,18 +35,14 @@
               <w:rPr>
                 <w:b/>
                 <w:bCs/>
-                <w:sz w:val="28"/>
-                <w:szCs w:val="28"/>
-                <w:rtl/>
-                <w:lang w:bidi="fa-IR"/>
-              </w:rPr>
-            </w:pPr>
-            <w:r>
-              <w:rPr>
-                <w:b/>
-                <w:bCs/>
-                <w:sz w:val="28"/>
-                <w:szCs w:val="28"/>
+                <w:rtl/>
+                <w:lang w:bidi="fa-IR"/>
+              </w:rPr>
+            </w:pPr>
+            <w:r>
+              <w:rPr>
+                <w:b/>
+                <w:bCs/>
                 <w:rtl/>
                 <w:lang w:bidi="fa-IR"/>
               </w:rPr>
@@ -57,8 +53,6 @@
                 <w:rFonts w:hint="cs"/>
                 <w:b/>
                 <w:bCs/>
-                <w:sz w:val="28"/>
-                <w:szCs w:val="28"/>
                 <w:rtl/>
                 <w:lang w:bidi="fa-IR"/>
               </w:rPr>
@@ -68,8 +62,6 @@
               <w:rPr>
                 <w:b/>
                 <w:bCs/>
-                <w:sz w:val="28"/>
-                <w:szCs w:val="28"/>
                 <w:rtl/>
                 <w:lang w:bidi="fa-IR"/>
               </w:rPr>
@@ -88,19 +80,15 @@
               <w:rPr>
                 <w:b/>
                 <w:bCs/>
-                <w:sz w:val="28"/>
-                <w:szCs w:val="28"/>
-                <w:rtl/>
-                <w:lang w:bidi="fa-IR"/>
-              </w:rPr>
-            </w:pPr>
-            <w:r>
-              <w:rPr>
-                <w:rFonts w:hint="cs"/>
-                <w:b/>
-                <w:bCs/>
-                <w:sz w:val="28"/>
-                <w:szCs w:val="28"/>
+                <w:rtl/>
+                <w:lang w:bidi="fa-IR"/>
+              </w:rPr>
+            </w:pPr>
+            <w:r>
+              <w:rPr>
+                <w:rFonts w:hint="cs"/>
+                <w:b/>
+                <w:bCs/>
                 <w:rtl/>
                 <w:lang w:bidi="fa-IR"/>
               </w:rPr>
@@ -120,18 +108,14 @@
               <w:rPr>
                 <w:b/>
                 <w:bCs/>
-                <w:sz w:val="28"/>
-                <w:szCs w:val="28"/>
-                <w:rtl/>
-                <w:lang w:bidi="fa-IR"/>
-              </w:rPr>
-            </w:pPr>
-            <w:r>
-              <w:rPr>
-                <w:b/>
-                <w:bCs/>
-                <w:sz w:val="28"/>
-                <w:szCs w:val="28"/>
+                <w:rtl/>
+                <w:lang w:bidi="fa-IR"/>
+              </w:rPr>
+            </w:pPr>
+            <w:r>
+              <w:rPr>
+                <w:b/>
+                <w:bCs/>
                 <w:rtl/>
                 <w:lang w:bidi="fa-IR"/>
               </w:rPr>
@@ -161,8 +145,8 @@
                 <w:rFonts w:cs="B Nazanin"/>
                 <w:b/>
                 <w:bCs/>
-                <w:sz w:val="26"/>
-                <w:szCs w:val="26"/>
+                <w:sz w:val="24"/>
+                <w:szCs w:val="24"/>
                 <w:rtl/>
               </w:rPr>
             </w:pPr>
@@ -179,19 +163,15 @@
               <w:rPr>
                 <w:b/>
                 <w:bCs/>
-                <w:sz w:val="26"/>
-                <w:szCs w:val="26"/>
-                <w:rtl/>
-                <w:lang w:bidi="fa-IR"/>
-              </w:rPr>
-            </w:pPr>
-            <w:r>
-              <w:rPr>
-                <w:rFonts w:hint="cs"/>
-                <w:b/>
-                <w:bCs/>
-                <w:sz w:val="26"/>
-                <w:szCs w:val="26"/>
+                <w:rtl/>
+                <w:lang w:bidi="fa-IR"/>
+              </w:rPr>
+            </w:pPr>
+            <w:r>
+              <w:rPr>
+                <w:rFonts w:hint="cs"/>
+                <w:b/>
+                <w:bCs/>
                 <w:rtl/>
               </w:rPr>
               <w:t>درستی یا نادرستی عبارات زیر را مشخص کنید.</w:t>
@@ -202,17 +182,13 @@
               <w:rPr>
                 <w:b/>
                 <w:bCs/>
-                <w:sz w:val="26"/>
-                <w:szCs w:val="26"/>
-                <w:lang w:bidi="fa-IR"/>
-              </w:rPr>
-            </w:pPr>
-            <w:r>
-              <w:rPr>
-                <w:b/>
-                <w:bCs/>
-                <w:sz w:val="26"/>
-                <w:szCs w:val="26"/>
+                <w:lang w:bidi="fa-IR"/>
+              </w:rPr>
+            </w:pPr>
+            <w:r>
+              <w:rPr>
+                <w:b/>
+                <w:bCs/>
                 <w:rtl/>
                 <w:lang w:bidi="fa-IR"/>
               </w:rPr>
@@ -223,8 +199,6 @@
                 <w:rFonts w:hint="cs"/>
                 <w:b/>
                 <w:bCs/>
-                <w:sz w:val="26"/>
-                <w:szCs w:val="26"/>
                 <w:rtl/>
                 <w:lang w:bidi="fa-IR"/>
               </w:rPr>
@@ -234,31 +208,26 @@
               <w:rPr>
                 <w:b/>
                 <w:bCs/>
-                <w:sz w:val="26"/>
-                <w:szCs w:val="26"/>
                 <w:rtl/>
                 <w:lang w:bidi="fa-IR"/>
               </w:rPr>
               <w:t xml:space="preserve"> اول فرد هستند . (            )</w:t>
             </w:r>
-          </w:p>
-          <w:p>
-            <w:pPr>
-              <w:rPr>
-                <w:b/>
-                <w:bCs/>
-                <w:sz w:val="26"/>
-                <w:szCs w:val="26"/>
-                <w:lang w:bidi="fa-IR"/>
-              </w:rPr>
-            </w:pPr>
+            <w:r>
+              <w:rPr>
+                <w:rFonts w:hint="cs"/>
+                <w:b/>
+                <w:bCs/>
+                <w:rtl/>
+                <w:lang w:bidi="fa-IR"/>
+              </w:rPr>
+              <w:t xml:space="preserve">                                  </w:t>
+            </w:r>
             <w:r>
               <w:rPr>
                 <w:rFonts w:hint="eastAsia"/>
                 <w:b/>
                 <w:bCs/>
-                <w:sz w:val="26"/>
-                <w:szCs w:val="26"/>
                 <w:rtl/>
                 <w:lang w:bidi="fa-IR"/>
               </w:rPr>
@@ -268,8 +237,6 @@
               <w:rPr>
                 <w:b/>
                 <w:bCs/>
-                <w:sz w:val="26"/>
-                <w:szCs w:val="26"/>
                 <w:rtl/>
                 <w:lang w:bidi="fa-IR"/>
               </w:rPr>
@@ -281,8 +248,7 @@
               <w:rPr>
                 <w:b/>
                 <w:bCs/>
-                <w:sz w:val="26"/>
-                <w:szCs w:val="26"/>
+                <w:rtl/>
                 <w:lang w:bidi="fa-IR"/>
               </w:rPr>
             </w:pPr>
@@ -291,8 +257,6 @@
                 <w:rFonts w:hint="eastAsia"/>
                 <w:b/>
                 <w:bCs/>
-                <w:sz w:val="26"/>
-                <w:szCs w:val="26"/>
                 <w:rtl/>
                 <w:lang w:bidi="fa-IR"/>
               </w:rPr>
@@ -302,8 +266,6 @@
               <w:rPr>
                 <w:b/>
                 <w:bCs/>
-                <w:sz w:val="26"/>
-                <w:szCs w:val="26"/>
                 <w:rtl/>
                 <w:lang w:bidi="fa-IR"/>
               </w:rPr>
@@ -314,8 +276,6 @@
                 <w:rFonts w:hint="cs"/>
                 <w:b/>
                 <w:bCs/>
-                <w:sz w:val="26"/>
-                <w:szCs w:val="26"/>
                 <w:rtl/>
                 <w:lang w:bidi="fa-IR"/>
               </w:rPr>
@@ -325,32 +285,26 @@
               <w:rPr>
                 <w:b/>
                 <w:bCs/>
-                <w:sz w:val="26"/>
-                <w:szCs w:val="26"/>
                 <w:rtl/>
                 <w:lang w:bidi="fa-IR"/>
               </w:rPr>
               <w:t>. (            )</w:t>
             </w:r>
-          </w:p>
-          <w:p>
-            <w:pPr>
-              <w:rPr>
-                <w:b/>
-                <w:bCs/>
-                <w:sz w:val="26"/>
-                <w:szCs w:val="26"/>
-                <w:rtl/>
-                <w:lang w:bidi="fa-IR"/>
-              </w:rPr>
-            </w:pPr>
+            <w:r>
+              <w:rPr>
+                <w:rFonts w:hint="cs"/>
+                <w:b/>
+                <w:bCs/>
+                <w:rtl/>
+                <w:lang w:bidi="fa-IR"/>
+              </w:rPr>
+              <w:t xml:space="preserve">               </w:t>
+            </w:r>
             <w:r>
               <w:rPr>
                 <w:rFonts w:hint="eastAsia"/>
                 <w:b/>
                 <w:bCs/>
-                <w:sz w:val="26"/>
-                <w:szCs w:val="26"/>
                 <w:rtl/>
                 <w:lang w:bidi="fa-IR"/>
               </w:rPr>
@@ -360,8 +314,6 @@
               <w:rPr>
                 <w:b/>
                 <w:bCs/>
-                <w:sz w:val="26"/>
-                <w:szCs w:val="26"/>
                 <w:rtl/>
                 <w:lang w:bidi="fa-IR"/>
               </w:rPr>
@@ -372,8 +324,6 @@
                 <w:rFonts w:hint="cs"/>
                 <w:b/>
                 <w:bCs/>
-                <w:sz w:val="26"/>
-                <w:szCs w:val="26"/>
                 <w:rtl/>
                 <w:lang w:bidi="fa-IR"/>
               </w:rPr>
@@ -383,8 +333,6 @@
               <w:rPr>
                 <w:b/>
                 <w:bCs/>
-                <w:sz w:val="26"/>
-                <w:szCs w:val="26"/>
                 <w:rtl/>
                 <w:lang w:bidi="fa-IR"/>
               </w:rPr>
@@ -395,8 +343,6 @@
                 <w:rFonts w:hint="cs"/>
                 <w:b/>
                 <w:bCs/>
-                <w:sz w:val="26"/>
-                <w:szCs w:val="26"/>
                 <w:rtl/>
                 <w:lang w:bidi="fa-IR"/>
               </w:rPr>
@@ -407,8 +353,6 @@
                 <w:rFonts w:hint="eastAsia"/>
                 <w:b/>
                 <w:bCs/>
-                <w:sz w:val="26"/>
-                <w:szCs w:val="26"/>
                 <w:rtl/>
                 <w:lang w:bidi="fa-IR"/>
               </w:rPr>
@@ -418,8 +362,6 @@
               <w:rPr>
                 <w:b/>
                 <w:bCs/>
-                <w:sz w:val="26"/>
-                <w:szCs w:val="26"/>
                 <w:rtl/>
                 <w:lang w:bidi="fa-IR"/>
               </w:rPr>
@@ -430,8 +372,6 @@
                 <w:rFonts w:hint="cs"/>
                 <w:b/>
                 <w:bCs/>
-                <w:sz w:val="26"/>
-                <w:szCs w:val="26"/>
                 <w:rtl/>
                 <w:lang w:bidi="fa-IR"/>
               </w:rPr>
@@ -441,8 +381,6 @@
               <w:rPr>
                 <w:b/>
                 <w:bCs/>
-                <w:sz w:val="26"/>
-                <w:szCs w:val="26"/>
                 <w:rtl/>
                 <w:lang w:bidi="fa-IR"/>
               </w:rPr>
@@ -461,18 +399,14 @@
               <w:rPr>
                 <w:b/>
                 <w:bCs/>
-                <w:sz w:val="26"/>
-                <w:szCs w:val="26"/>
-                <w:rtl/>
-              </w:rPr>
-            </w:pPr>
-            <w:r>
-              <w:rPr>
-                <w:rFonts w:hint="cs"/>
-                <w:b/>
-                <w:bCs/>
-                <w:sz w:val="26"/>
-                <w:szCs w:val="26"/>
+                <w:rtl/>
+              </w:rPr>
+            </w:pPr>
+            <w:r>
+              <w:rPr>
+                <w:rFonts w:hint="cs"/>
+                <w:b/>
+                <w:bCs/>
                 <w:rtl/>
               </w:rPr>
               <w:t>۱</w:t>
@@ -501,8 +435,8 @@
                 <w:rFonts w:cs="B Nazanin"/>
                 <w:b/>
                 <w:bCs/>
-                <w:sz w:val="26"/>
-                <w:szCs w:val="26"/>
+                <w:sz w:val="24"/>
+                <w:szCs w:val="24"/>
                 <w:rtl/>
               </w:rPr>
             </w:pPr>
@@ -519,18 +453,14 @@
               <w:rPr>
                 <w:b/>
                 <w:bCs/>
-                <w:sz w:val="26"/>
-                <w:szCs w:val="26"/>
-                <w:rtl/>
-              </w:rPr>
-            </w:pPr>
-            <w:r>
-              <w:rPr>
-                <w:rFonts w:hint="cs"/>
-                <w:b/>
-                <w:bCs/>
-                <w:sz w:val="26"/>
-                <w:szCs w:val="26"/>
+                <w:rtl/>
+              </w:rPr>
+            </w:pPr>
+            <w:r>
+              <w:rPr>
+                <w:rFonts w:hint="cs"/>
+                <w:b/>
+                <w:bCs/>
                 <w:rtl/>
               </w:rPr>
               <w:t>جملات زیر را با عبارات و اعداد مناسب کامل کنید.</w:t>
@@ -541,19 +471,15 @@
               <w:rPr>
                 <w:b/>
                 <w:bCs/>
-                <w:sz w:val="26"/>
-                <w:szCs w:val="26"/>
-                <w:rtl/>
-                <w:lang w:bidi="fa-IR"/>
-              </w:rPr>
-            </w:pPr>
-            <w:r>
-              <w:rPr>
-                <w:rFonts w:hint="cs"/>
-                <w:b/>
-                <w:bCs/>
-                <w:sz w:val="26"/>
-                <w:szCs w:val="26"/>
+                <w:rtl/>
+                <w:lang w:bidi="fa-IR"/>
+              </w:rPr>
+            </w:pPr>
+            <w:r>
+              <w:rPr>
+                <w:rFonts w:hint="cs"/>
+                <w:b/>
+                <w:bCs/>
                 <w:rtl/>
               </w:rPr>
               <w:t>الف)</w:t>
@@ -563,8 +489,6 @@
                 <w:rFonts w:hint="cs"/>
                 <w:b/>
                 <w:bCs/>
-                <w:sz w:val="26"/>
-                <w:szCs w:val="26"/>
                 <w:rtl/>
               </w:rPr>
               <w:t xml:space="preserve"> </w:t>
@@ -574,8 +498,6 @@
                 <w:rFonts w:ascii="Shabnam" w:hAnsi="Shabnam" w:hint="cs"/>
                 <w:b/>
                 <w:bCs/>
-                <w:sz w:val="26"/>
-                <w:szCs w:val="26"/>
                 <w:rtl/>
               </w:rPr>
               <w:t xml:space="preserve">مجموع دو عدد طبیعی فرد همیشه عددی .................... است . </w:t>
@@ -586,8 +508,6 @@
               <w:rPr>
                 <w:b/>
                 <w:bCs/>
-                <w:sz w:val="26"/>
-                <w:szCs w:val="26"/>
                 <w:rtl/>
                 <w:lang w:bidi="fa-IR"/>
               </w:rPr>
@@ -597,8 +517,6 @@
                 <w:rFonts w:ascii="Shabnam" w:hAnsi="Shabnam" w:hint="cs"/>
                 <w:b/>
                 <w:bCs/>
-                <w:sz w:val="26"/>
-                <w:szCs w:val="26"/>
                 <w:rtl/>
               </w:rPr>
               <w:t>ب)</w:t>
@@ -608,8 +526,6 @@
                 <w:rFonts w:ascii="Shabnam" w:hAnsi="Shabnam" w:hint="cs"/>
                 <w:b/>
                 <w:bCs/>
-                <w:sz w:val="26"/>
-                <w:szCs w:val="26"/>
                 <w:rtl/>
               </w:rPr>
               <w:t xml:space="preserve"> </w:t>
@@ -619,8 +535,6 @@
                 <w:rFonts w:ascii="Shabnam" w:hAnsi="Shabnam"/>
                 <w:b/>
                 <w:bCs/>
-                <w:sz w:val="26"/>
-                <w:szCs w:val="26"/>
                 <w:rtl/>
               </w:rPr>
               <w:t xml:space="preserve">حاصل عبارت </w:t>
@@ -631,14 +545,12 @@
                 <w:b/>
                 <w:bCs/>
                 <w:position w:val="-12"/>
-                <w:sz w:val="26"/>
-                <w:szCs w:val="26"/>
               </w:rPr>
               <w:object w:dxaOrig="820" w:dyaOrig="360" w14:anchorId="27E7B7E6">
-                <v:shape id="_x0000_i1026" type="#_x0000_t75" style="width:41.25pt;height:17.25pt" o:ole="">
+                <v:shape id="_x0000_i1026" type="#_x0000_t75" style="width:41.15pt;height:16.85pt" o:ole="">
                   <v:imagedata r:id="rId5" o:title=""/>
                 </v:shape>
-                <o:OLEObject Type="Embed" ProgID="Equation.DSMT4" ShapeID="_x0000_i1026" DrawAspect="Content" ObjectID="_1810907669" r:id="rId6"/>
+                <o:OLEObject Type="Embed" ProgID="Equation.DSMT4" ShapeID="_x0000_i1026" DrawAspect="Content" ObjectID="_1830783153" r:id="rId6"/>
               </w:object>
             </w:r>
             <w:r>
@@ -646,8 +558,6 @@
                 <w:rFonts w:ascii="Shabnam" w:hAnsi="Shabnam"/>
                 <w:b/>
                 <w:bCs/>
-                <w:sz w:val="26"/>
-                <w:szCs w:val="26"/>
                 <w:rtl/>
               </w:rPr>
               <w:t xml:space="preserve"> </w:t>
@@ -657,8 +567,6 @@
                 <w:rFonts w:ascii="Shabnam" w:hAnsi="Shabnam" w:hint="cs"/>
                 <w:b/>
                 <w:bCs/>
-                <w:sz w:val="26"/>
-                <w:szCs w:val="26"/>
                 <w:rtl/>
               </w:rPr>
               <w:t xml:space="preserve">برابر .................. </w:t>
@@ -668,8 +576,6 @@
                 <w:rFonts w:ascii="Shabnam" w:hAnsi="Shabnam"/>
                 <w:b/>
                 <w:bCs/>
-                <w:sz w:val="26"/>
-                <w:szCs w:val="26"/>
                 <w:rtl/>
               </w:rPr>
               <w:t xml:space="preserve"> است</w:t>
@@ -679,8 +585,6 @@
                 <w:rFonts w:hint="cs"/>
                 <w:b/>
                 <w:bCs/>
-                <w:sz w:val="26"/>
-                <w:szCs w:val="26"/>
                 <w:rtl/>
                 <w:lang w:bidi="fa-IR"/>
               </w:rPr>
@@ -692,18 +596,14 @@
               <w:rPr>
                 <w:b/>
                 <w:bCs/>
-                <w:sz w:val="26"/>
-                <w:szCs w:val="26"/>
-                <w:rtl/>
-              </w:rPr>
-            </w:pPr>
-            <w:r>
-              <w:rPr>
-                <w:rFonts w:hint="cs"/>
-                <w:b/>
-                <w:bCs/>
-                <w:sz w:val="26"/>
-                <w:szCs w:val="26"/>
+                <w:rtl/>
+              </w:rPr>
+            </w:pPr>
+            <w:r>
+              <w:rPr>
+                <w:rFonts w:hint="cs"/>
+                <w:b/>
+                <w:bCs/>
                 <w:rtl/>
               </w:rPr>
               <w:t>ج</w:t>
@@ -713,8 +613,6 @@
                 <w:rFonts w:hint="cs"/>
                 <w:b/>
                 <w:bCs/>
-                <w:sz w:val="26"/>
-                <w:szCs w:val="26"/>
                 <w:rtl/>
               </w:rPr>
               <w:t>) هر عدد اول دو شمارنده دارد :  ................. و ................</w:t>
@@ -732,18 +630,14 @@
               <w:rPr>
                 <w:b/>
                 <w:bCs/>
-                <w:sz w:val="26"/>
-                <w:szCs w:val="26"/>
-                <w:rtl/>
-              </w:rPr>
-            </w:pPr>
-            <w:r>
-              <w:rPr>
-                <w:rFonts w:hint="cs"/>
-                <w:b/>
-                <w:bCs/>
-                <w:sz w:val="26"/>
-                <w:szCs w:val="26"/>
+                <w:rtl/>
+              </w:rPr>
+            </w:pPr>
+            <w:r>
+              <w:rPr>
+                <w:rFonts w:hint="cs"/>
+                <w:b/>
+                <w:bCs/>
                 <w:rtl/>
               </w:rPr>
               <w:t>1</w:t>
@@ -773,8 +667,8 @@
                 <w:rFonts w:cs="B Nazanin"/>
                 <w:b/>
                 <w:bCs/>
-                <w:sz w:val="26"/>
-                <w:szCs w:val="26"/>
+                <w:sz w:val="24"/>
+                <w:szCs w:val="24"/>
                 <w:rtl/>
               </w:rPr>
             </w:pPr>
@@ -790,18 +684,14 @@
               <w:rPr>
                 <w:b/>
                 <w:bCs/>
-                <w:sz w:val="26"/>
-                <w:szCs w:val="26"/>
-                <w:rtl/>
-              </w:rPr>
-            </w:pPr>
-            <w:r>
-              <w:rPr>
-                <w:rFonts w:hint="cs"/>
-                <w:b/>
-                <w:bCs/>
-                <w:sz w:val="26"/>
-                <w:szCs w:val="26"/>
+                <w:rtl/>
+              </w:rPr>
+            </w:pPr>
+            <w:r>
+              <w:rPr>
+                <w:rFonts w:hint="cs"/>
+                <w:b/>
+                <w:bCs/>
                 <w:rtl/>
               </w:rPr>
               <w:t xml:space="preserve">به سوالات زیر پاسخ </w:t>
@@ -811,8 +701,6 @@
                 <w:rFonts w:hint="cs"/>
                 <w:b/>
                 <w:bCs/>
-                <w:sz w:val="26"/>
-                <w:szCs w:val="26"/>
                 <w:rtl/>
               </w:rPr>
               <w:t xml:space="preserve">کوتاه </w:t>
@@ -822,8 +710,6 @@
                 <w:rFonts w:hint="cs"/>
                 <w:b/>
                 <w:bCs/>
-                <w:sz w:val="26"/>
-                <w:szCs w:val="26"/>
                 <w:rtl/>
               </w:rPr>
               <w:t xml:space="preserve">دهید. </w:t>
@@ -834,18 +720,14 @@
               <w:rPr>
                 <w:b/>
                 <w:bCs/>
-                <w:sz w:val="26"/>
-                <w:szCs w:val="26"/>
-                <w:rtl/>
-              </w:rPr>
-            </w:pPr>
-            <w:r>
-              <w:rPr>
-                <w:rFonts w:hint="cs"/>
-                <w:b/>
-                <w:bCs/>
-                <w:sz w:val="26"/>
-                <w:szCs w:val="26"/>
+                <w:rtl/>
+              </w:rPr>
+            </w:pPr>
+            <w:r>
+              <w:rPr>
+                <w:rFonts w:hint="cs"/>
+                <w:b/>
+                <w:bCs/>
                 <w:rtl/>
               </w:rPr>
               <w:t>الف)</w:t>
@@ -855,8 +737,6 @@
                 <w:rFonts w:hint="cs"/>
                 <w:b/>
                 <w:bCs/>
-                <w:sz w:val="26"/>
-                <w:szCs w:val="26"/>
                 <w:rtl/>
               </w:rPr>
               <w:t xml:space="preserve"> آیا عدد ۳ شمارنده </w:t>
@@ -866,8 +746,6 @@
                 <w:rFonts w:hint="cs"/>
                 <w:b/>
                 <w:bCs/>
-                <w:sz w:val="26"/>
-                <w:szCs w:val="26"/>
                 <w:rtl/>
               </w:rPr>
               <w:t xml:space="preserve">25 </w:t>
@@ -877,8 +755,6 @@
                 <w:rFonts w:hint="cs"/>
                 <w:b/>
                 <w:bCs/>
-                <w:sz w:val="26"/>
-                <w:szCs w:val="26"/>
                 <w:rtl/>
               </w:rPr>
               <w:t xml:space="preserve"> است</w:t>
@@ -888,8 +764,6 @@
                 <w:rFonts w:hint="cs"/>
                 <w:b/>
                 <w:bCs/>
-                <w:sz w:val="26"/>
-                <w:szCs w:val="26"/>
                 <w:rtl/>
               </w:rPr>
               <w:t>؟</w:t>
@@ -899,8 +773,6 @@
                 <w:rFonts w:hint="cs"/>
                 <w:b/>
                 <w:bCs/>
-                <w:sz w:val="26"/>
-                <w:szCs w:val="26"/>
                 <w:rtl/>
               </w:rPr>
               <w:t xml:space="preserve"> ...............       ب)  آیا </w:t>
@@ -910,8 +782,6 @@
                 <w:rFonts w:hint="cs"/>
                 <w:b/>
                 <w:bCs/>
-                <w:sz w:val="26"/>
-                <w:szCs w:val="26"/>
                 <w:rtl/>
               </w:rPr>
               <w:t xml:space="preserve">35 </w:t>
@@ -921,8 +791,6 @@
                 <w:rFonts w:hint="cs"/>
                 <w:b/>
                 <w:bCs/>
-                <w:sz w:val="26"/>
-                <w:szCs w:val="26"/>
                 <w:rtl/>
               </w:rPr>
               <w:t xml:space="preserve">مضرب مشترک ۷ و </w:t>
@@ -932,8 +800,6 @@
                 <w:rFonts w:hint="cs"/>
                 <w:b/>
                 <w:bCs/>
-                <w:sz w:val="26"/>
-                <w:szCs w:val="26"/>
                 <w:rtl/>
               </w:rPr>
               <w:t>5</w:t>
@@ -943,8 +809,6 @@
                 <w:rFonts w:hint="cs"/>
                 <w:b/>
                 <w:bCs/>
-                <w:sz w:val="26"/>
-                <w:szCs w:val="26"/>
                 <w:rtl/>
               </w:rPr>
               <w:t xml:space="preserve"> است ؟...............</w:t>
@@ -955,8 +819,6 @@
               <w:rPr>
                 <w:b/>
                 <w:bCs/>
-                <w:sz w:val="26"/>
-                <w:szCs w:val="26"/>
                 <w:rtl/>
               </w:rPr>
             </w:pPr>
@@ -965,8 +827,6 @@
                 <w:rFonts w:ascii="Wingdings 2" w:hAnsi="Wingdings 2" w:hint="cs"/>
                 <w:b/>
                 <w:bCs/>
-                <w:sz w:val="26"/>
-                <w:szCs w:val="26"/>
                 <w:rtl/>
                 <w:lang w:bidi="fa-IR"/>
               </w:rPr>
@@ -977,8 +837,6 @@
                 <w:rFonts w:hint="cs"/>
                 <w:b/>
                 <w:bCs/>
-                <w:sz w:val="26"/>
-                <w:szCs w:val="26"/>
                 <w:rtl/>
               </w:rPr>
               <w:t xml:space="preserve">) </w:t>
@@ -988,8 +846,6 @@
                 <w:rFonts w:ascii="Shabnam" w:hAnsi="Shabnam" w:hint="cs"/>
                 <w:b/>
                 <w:bCs/>
-                <w:sz w:val="26"/>
-                <w:szCs w:val="26"/>
                 <w:rtl/>
               </w:rPr>
               <w:t xml:space="preserve">هفتمین مضرب </w:t>
@@ -999,8 +855,6 @@
                 <w:rFonts w:ascii="Shabnam" w:hAnsi="Shabnam" w:hint="cs"/>
                 <w:b/>
                 <w:bCs/>
-                <w:sz w:val="26"/>
-                <w:szCs w:val="26"/>
                 <w:rtl/>
               </w:rPr>
               <w:t>6</w:t>
@@ -1010,8 +864,6 @@
                 <w:rFonts w:ascii="Shabnam" w:hAnsi="Shabnam" w:hint="cs"/>
                 <w:b/>
                 <w:bCs/>
-                <w:sz w:val="26"/>
-                <w:szCs w:val="26"/>
                 <w:rtl/>
               </w:rPr>
               <w:t xml:space="preserve"> : .......................            </w:t>
@@ -1021,8 +873,6 @@
                 <w:rFonts w:ascii="Shabnam" w:hAnsi="Shabnam" w:hint="cs"/>
                 <w:b/>
                 <w:bCs/>
-                <w:sz w:val="26"/>
-                <w:szCs w:val="26"/>
                 <w:rtl/>
               </w:rPr>
               <w:t xml:space="preserve">    </w:t>
@@ -1032,8 +882,6 @@
                 <w:rFonts w:ascii="Shabnam" w:hAnsi="Shabnam" w:hint="cs"/>
                 <w:b/>
                 <w:bCs/>
-                <w:sz w:val="26"/>
-                <w:szCs w:val="26"/>
                 <w:rtl/>
               </w:rPr>
               <w:t xml:space="preserve">  </w:t>
@@ -1043,8 +891,6 @@
                 <w:rFonts w:hint="cs"/>
                 <w:b/>
                 <w:bCs/>
-                <w:sz w:val="26"/>
-                <w:szCs w:val="26"/>
                 <w:rtl/>
                 <w:lang w:bidi="fa-IR"/>
               </w:rPr>
@@ -1055,8 +901,6 @@
                 <w:rFonts w:ascii="Shabnam" w:hAnsi="Shabnam" w:hint="cs"/>
                 <w:b/>
                 <w:bCs/>
-                <w:sz w:val="26"/>
-                <w:szCs w:val="26"/>
                 <w:rtl/>
               </w:rPr>
               <w:t>)</w:t>
@@ -1066,8 +910,6 @@
                 <w:rFonts w:ascii="Shabnam" w:hAnsi="Shabnam" w:hint="cs"/>
                 <w:b/>
                 <w:bCs/>
-                <w:sz w:val="26"/>
-                <w:szCs w:val="26"/>
                 <w:rtl/>
               </w:rPr>
               <w:t xml:space="preserve"> 18 چندمین مضرب 3 است</w:t>
@@ -1077,8 +919,6 @@
                 <w:rFonts w:ascii="Shabnam" w:hAnsi="Shabnam" w:hint="cs"/>
                 <w:b/>
                 <w:bCs/>
-                <w:sz w:val="26"/>
-                <w:szCs w:val="26"/>
                 <w:rtl/>
               </w:rPr>
               <w:t xml:space="preserve"> </w:t>
@@ -1088,8 +928,6 @@
                 <w:rFonts w:ascii="Shabnam" w:hAnsi="Shabnam" w:hint="cs"/>
                 <w:b/>
                 <w:bCs/>
-                <w:sz w:val="26"/>
-                <w:szCs w:val="26"/>
                 <w:rtl/>
               </w:rPr>
               <w:t>؟ ...................</w:t>
@@ -1103,18 +941,14 @@
                 <w:rFonts w:ascii="Shabnam" w:hAnsi="Shabnam"/>
                 <w:b/>
                 <w:bCs/>
-                <w:sz w:val="26"/>
-                <w:szCs w:val="26"/>
-                <w:rtl/>
-              </w:rPr>
-            </w:pPr>
-            <w:r>
-              <w:rPr>
-                <w:rFonts w:hint="cs"/>
-                <w:b/>
-                <w:bCs/>
-                <w:sz w:val="26"/>
-                <w:szCs w:val="26"/>
+                <w:rtl/>
+              </w:rPr>
+            </w:pPr>
+            <w:r>
+              <w:rPr>
+                <w:rFonts w:hint="cs"/>
+                <w:b/>
+                <w:bCs/>
                 <w:rtl/>
                 <w:lang w:bidi="fa-IR"/>
               </w:rPr>
@@ -1125,8 +959,6 @@
                 <w:rFonts w:ascii="Shabnam" w:hAnsi="Shabnam" w:hint="cs"/>
                 <w:b/>
                 <w:bCs/>
-                <w:sz w:val="26"/>
-                <w:szCs w:val="26"/>
                 <w:rtl/>
                 <w:lang w:bidi="fa-IR"/>
               </w:rPr>
@@ -1137,8 +969,6 @@
                 <w:rFonts w:ascii="Shabnam" w:hAnsi="Shabnam" w:hint="cs"/>
                 <w:b/>
                 <w:bCs/>
-                <w:sz w:val="26"/>
-                <w:szCs w:val="26"/>
                 <w:rtl/>
               </w:rPr>
               <w:t>دو عدد بنویسید که شمارنده های اول آن ۳ و ۵ باشند.  ............................ و ............................</w:t>
@@ -1156,18 +986,14 @@
               <w:rPr>
                 <w:b/>
                 <w:bCs/>
-                <w:sz w:val="26"/>
-                <w:szCs w:val="26"/>
-                <w:rtl/>
-              </w:rPr>
-            </w:pPr>
-            <w:r>
-              <w:rPr>
-                <w:rFonts w:hint="cs"/>
-                <w:b/>
-                <w:bCs/>
-                <w:sz w:val="26"/>
-                <w:szCs w:val="26"/>
+                <w:rtl/>
+              </w:rPr>
+            </w:pPr>
+            <w:r>
+              <w:rPr>
+                <w:rFonts w:hint="cs"/>
+                <w:b/>
+                <w:bCs/>
                 <w:rtl/>
               </w:rPr>
               <w:t>5/1</w:t>
@@ -1197,8 +1023,8 @@
                 <w:rFonts w:cs="B Nazanin"/>
                 <w:b/>
                 <w:bCs/>
-                <w:sz w:val="26"/>
-                <w:szCs w:val="26"/>
+                <w:sz w:val="24"/>
+                <w:szCs w:val="24"/>
                 <w:rtl/>
               </w:rPr>
             </w:pPr>
@@ -1217,8 +1043,6 @@
                 <w:bCs/>
                 <w:i/>
                 <w:noProof/>
-                <w:sz w:val="26"/>
-                <w:szCs w:val="26"/>
                 <w:rtl/>
               </w:rPr>
             </w:pPr>
@@ -1229,8 +1053,6 @@
                 <w:bCs/>
                 <w:i/>
                 <w:noProof/>
-                <w:sz w:val="26"/>
-                <w:szCs w:val="26"/>
                 <w:rtl/>
               </w:rPr>
               <w:t>الف) شمارنده</w:t>
@@ -1241,8 +1063,6 @@
                 <w:bCs/>
                 <w:i/>
                 <w:noProof/>
-                <w:sz w:val="26"/>
-                <w:szCs w:val="26"/>
                 <w:rtl/>
               </w:rPr>
               <w:softHyphen/>
@@ -1254,8 +1074,6 @@
                 <w:bCs/>
                 <w:i/>
                 <w:noProof/>
-                <w:sz w:val="26"/>
-                <w:szCs w:val="26"/>
                 <w:rtl/>
               </w:rPr>
               <w:t xml:space="preserve">های عدد </w:t>
@@ -1267,8 +1085,6 @@
                 <w:bCs/>
                 <w:i/>
                 <w:noProof/>
-                <w:sz w:val="26"/>
-                <w:szCs w:val="26"/>
                 <w:rtl/>
               </w:rPr>
               <w:t>16</w:t>
@@ -1280,8 +1096,6 @@
                 <w:bCs/>
                 <w:i/>
                 <w:noProof/>
-                <w:sz w:val="26"/>
-                <w:szCs w:val="26"/>
                 <w:rtl/>
               </w:rPr>
               <w:t xml:space="preserve">  را بنویسید</w:t>
@@ -1293,8 +1107,6 @@
                 <w:bCs/>
                 <w:i/>
                 <w:noProof/>
-                <w:sz w:val="26"/>
-                <w:szCs w:val="26"/>
                 <w:rtl/>
               </w:rPr>
               <w:t>:</w:t>
@@ -1306,8 +1118,6 @@
                 <w:bCs/>
                 <w:i/>
                 <w:noProof/>
-                <w:sz w:val="26"/>
-                <w:szCs w:val="26"/>
                 <w:rtl/>
               </w:rPr>
               <w:t xml:space="preserve">                                   </w:t>
@@ -1321,8 +1131,6 @@
                 <w:bCs/>
                 <w:i/>
                 <w:noProof/>
-                <w:sz w:val="26"/>
-                <w:szCs w:val="26"/>
                 <w:rtl/>
               </w:rPr>
             </w:pPr>
@@ -1333,8 +1141,6 @@
                 <w:bCs/>
                 <w:i/>
                 <w:noProof/>
-                <w:sz w:val="26"/>
-                <w:szCs w:val="26"/>
                 <w:rtl/>
               </w:rPr>
               <w:t xml:space="preserve">ب) </w:t>
@@ -1346,8 +1152,6 @@
                 <w:bCs/>
                 <w:i/>
                 <w:noProof/>
-                <w:sz w:val="26"/>
-                <w:szCs w:val="26"/>
                 <w:rtl/>
               </w:rPr>
               <w:t xml:space="preserve">دو </w:t>
@@ -1359,14 +1163,10 @@
                 <w:bCs/>
                 <w:i/>
                 <w:noProof/>
-                <w:sz w:val="26"/>
-                <w:szCs w:val="26"/>
-                <w:rtl/>
-              </w:rPr>
-              <w:t xml:space="preserve">مضرب </w:t>
-            </w:r>
-            <w:bookmarkStart w:id="0" w:name="_GoBack"/>
-            <w:bookmarkEnd w:id="0"/>
+                <w:rtl/>
+              </w:rPr>
+              <w:t xml:space="preserve">مضرب عدد </w:t>
+            </w:r>
             <w:r>
               <w:rPr>
                 <w:rFonts w:hint="cs"/>
@@ -1374,11 +1174,9 @@
                 <w:bCs/>
                 <w:i/>
                 <w:noProof/>
-                <w:sz w:val="26"/>
-                <w:szCs w:val="26"/>
-                <w:rtl/>
-              </w:rPr>
-              <w:t xml:space="preserve">عدد </w:t>
+                <w:rtl/>
+              </w:rPr>
+              <w:t>7</w:t>
             </w:r>
             <w:r>
               <w:rPr>
@@ -1387,11 +1185,9 @@
                 <w:bCs/>
                 <w:i/>
                 <w:noProof/>
-                <w:sz w:val="26"/>
-                <w:szCs w:val="26"/>
-                <w:rtl/>
-              </w:rPr>
-              <w:t>7</w:t>
+                <w:rtl/>
+              </w:rPr>
+              <w:t xml:space="preserve"> را بنویسید</w:t>
             </w:r>
             <w:r>
               <w:rPr>
@@ -1400,21 +1196,6 @@
                 <w:bCs/>
                 <w:i/>
                 <w:noProof/>
-                <w:sz w:val="26"/>
-                <w:szCs w:val="26"/>
-                <w:rtl/>
-              </w:rPr>
-              <w:t xml:space="preserve"> را بنویسید</w:t>
-            </w:r>
-            <w:r>
-              <w:rPr>
-                <w:rFonts w:hint="cs"/>
-                <w:b/>
-                <w:bCs/>
-                <w:i/>
-                <w:noProof/>
-                <w:sz w:val="26"/>
-                <w:szCs w:val="26"/>
                 <w:rtl/>
               </w:rPr>
               <w:t xml:space="preserve">: </w:t>
@@ -1432,18 +1213,14 @@
               <w:rPr>
                 <w:b/>
                 <w:bCs/>
-                <w:sz w:val="26"/>
-                <w:szCs w:val="26"/>
-                <w:rtl/>
-              </w:rPr>
-            </w:pPr>
-            <w:r>
-              <w:rPr>
-                <w:rFonts w:hint="cs"/>
-                <w:b/>
-                <w:bCs/>
-                <w:sz w:val="26"/>
-                <w:szCs w:val="26"/>
+                <w:rtl/>
+              </w:rPr>
+            </w:pPr>
+            <w:r>
+              <w:rPr>
+                <w:rFonts w:hint="cs"/>
+                <w:b/>
+                <w:bCs/>
                 <w:rtl/>
               </w:rPr>
               <w:t>۱</w:t>
@@ -1473,8 +1250,8 @@
                 <w:rFonts w:cs="B Nazanin"/>
                 <w:b/>
                 <w:bCs/>
-                <w:sz w:val="26"/>
-                <w:szCs w:val="26"/>
+                <w:sz w:val="24"/>
+                <w:szCs w:val="24"/>
                 <w:rtl/>
               </w:rPr>
             </w:pPr>
@@ -1492,17 +1269,13 @@
               <w:rPr>
                 <w:b/>
                 <w:bCs/>
-                <w:sz w:val="26"/>
-                <w:szCs w:val="26"/>
-                <w:rtl/>
-              </w:rPr>
-            </w:pPr>
-            <w:r>
-              <w:rPr>
-                <w:b/>
-                <w:bCs/>
-                <w:sz w:val="26"/>
-                <w:szCs w:val="26"/>
+                <w:rtl/>
+              </w:rPr>
+            </w:pPr>
+            <w:r>
+              <w:rPr>
+                <w:b/>
+                <w:bCs/>
                 <w:rtl/>
               </w:rPr>
               <w:t>دور عدد ها</w:t>
@@ -1512,8 +1285,6 @@
                 <w:rFonts w:hint="cs"/>
                 <w:b/>
                 <w:bCs/>
-                <w:sz w:val="26"/>
-                <w:szCs w:val="26"/>
                 <w:rtl/>
               </w:rPr>
               <w:t>ی</w:t>
@@ -1522,8 +1293,6 @@
               <w:rPr>
                 <w:b/>
                 <w:bCs/>
-                <w:sz w:val="26"/>
-                <w:szCs w:val="26"/>
                 <w:rtl/>
               </w:rPr>
               <w:t xml:space="preserve"> اول خط بکش</w:t>
@@ -1533,8 +1302,6 @@
                 <w:rFonts w:hint="cs"/>
                 <w:b/>
                 <w:bCs/>
-                <w:sz w:val="26"/>
-                <w:szCs w:val="26"/>
                 <w:rtl/>
               </w:rPr>
               <w:t>ی</w:t>
@@ -1544,8 +1311,6 @@
                 <w:rFonts w:hint="eastAsia"/>
                 <w:b/>
                 <w:bCs/>
-                <w:sz w:val="26"/>
-                <w:szCs w:val="26"/>
                 <w:rtl/>
               </w:rPr>
               <w:t>د</w:t>
@@ -1555,8 +1320,6 @@
                 <w:rFonts w:hint="cs"/>
                 <w:b/>
                 <w:bCs/>
-                <w:sz w:val="26"/>
-                <w:szCs w:val="26"/>
                 <w:rtl/>
               </w:rPr>
               <w:t>.</w:t>
@@ -1566,8 +1329,6 @@
                 <w:rFonts w:hint="cs"/>
                 <w:b/>
                 <w:bCs/>
-                <w:sz w:val="26"/>
-                <w:szCs w:val="26"/>
                 <w:rtl/>
               </w:rPr>
               <w:t>(4 مورد)</w:t>
@@ -1577,8 +1338,6 @@
                 <w:rFonts w:hint="cs"/>
                 <w:b/>
                 <w:bCs/>
-                <w:sz w:val="26"/>
-                <w:szCs w:val="26"/>
                 <w:rtl/>
               </w:rPr>
               <w:t xml:space="preserve">                ۱</w:t>
@@ -1587,8 +1346,6 @@
               <w:rPr>
                 <w:b/>
                 <w:bCs/>
-                <w:sz w:val="26"/>
-                <w:szCs w:val="26"/>
                 <w:rtl/>
               </w:rPr>
               <w:t xml:space="preserve"> </w:t>
@@ -1597,8 +1354,6 @@
               <w:rPr>
                 <w:b/>
                 <w:bCs/>
-                <w:sz w:val="26"/>
-                <w:szCs w:val="26"/>
               </w:rPr>
               <w:t>,</w:t>
             </w:r>
@@ -1606,8 +1361,6 @@
               <w:rPr>
                 <w:b/>
                 <w:bCs/>
-                <w:sz w:val="26"/>
-                <w:szCs w:val="26"/>
                 <w:rtl/>
               </w:rPr>
               <w:t xml:space="preserve"> </w:t>
@@ -1617,8 +1370,6 @@
                 <w:rFonts w:hint="cs"/>
                 <w:b/>
                 <w:bCs/>
-                <w:sz w:val="26"/>
-                <w:szCs w:val="26"/>
                 <w:rtl/>
                 <w:lang w:bidi="fa-IR"/>
               </w:rPr>
@@ -1628,8 +1379,6 @@
               <w:rPr>
                 <w:b/>
                 <w:bCs/>
-                <w:sz w:val="26"/>
-                <w:szCs w:val="26"/>
                 <w:rtl/>
               </w:rPr>
               <w:t>1</w:t>
@@ -1639,8 +1388,6 @@
                 <w:rFonts w:hint="cs"/>
                 <w:b/>
                 <w:bCs/>
-                <w:sz w:val="26"/>
-                <w:szCs w:val="26"/>
                 <w:rtl/>
               </w:rPr>
               <w:t>7</w:t>
@@ -1649,8 +1396,6 @@
               <w:rPr>
                 <w:b/>
                 <w:bCs/>
-                <w:sz w:val="26"/>
-                <w:szCs w:val="26"/>
                 <w:rtl/>
               </w:rPr>
               <w:t xml:space="preserve"> </w:t>
@@ -1659,8 +1404,6 @@
               <w:rPr>
                 <w:b/>
                 <w:bCs/>
-                <w:sz w:val="26"/>
-                <w:szCs w:val="26"/>
               </w:rPr>
               <w:t xml:space="preserve"> ,</w:t>
             </w:r>
@@ -1668,8 +1411,6 @@
               <w:rPr>
                 <w:b/>
                 <w:bCs/>
-                <w:sz w:val="26"/>
-                <w:szCs w:val="26"/>
                 <w:rtl/>
               </w:rPr>
               <w:t xml:space="preserve"> </w:t>
@@ -1679,8 +1420,6 @@
                 <w:rFonts w:hint="cs"/>
                 <w:b/>
                 <w:bCs/>
-                <w:sz w:val="26"/>
-                <w:szCs w:val="26"/>
                 <w:rtl/>
               </w:rPr>
               <w:t>27</w:t>
@@ -1690,8 +1429,6 @@
                 <w:rFonts w:hint="cs"/>
                 <w:b/>
                 <w:bCs/>
-                <w:sz w:val="26"/>
-                <w:szCs w:val="26"/>
                 <w:rtl/>
               </w:rPr>
               <w:t xml:space="preserve"> </w:t>
@@ -1700,8 +1437,6 @@
               <w:rPr>
                 <w:b/>
                 <w:bCs/>
-                <w:sz w:val="26"/>
-                <w:szCs w:val="26"/>
                 <w:rtl/>
               </w:rPr>
               <w:t xml:space="preserve"> </w:t>
@@ -1710,8 +1445,6 @@
               <w:rPr>
                 <w:b/>
                 <w:bCs/>
-                <w:sz w:val="26"/>
-                <w:szCs w:val="26"/>
               </w:rPr>
               <w:t>,</w:t>
             </w:r>
@@ -1719,8 +1452,6 @@
               <w:rPr>
                 <w:b/>
                 <w:bCs/>
-                <w:sz w:val="26"/>
-                <w:szCs w:val="26"/>
                 <w:rtl/>
               </w:rPr>
               <w:t xml:space="preserve"> </w:t>
@@ -1730,8 +1461,6 @@
                 <w:rFonts w:hint="cs"/>
                 <w:b/>
                 <w:bCs/>
-                <w:sz w:val="26"/>
-                <w:szCs w:val="26"/>
                 <w:rtl/>
               </w:rPr>
               <w:t xml:space="preserve"> </w:t>
@@ -1740,8 +1469,6 @@
               <w:rPr>
                 <w:b/>
                 <w:bCs/>
-                <w:sz w:val="26"/>
-                <w:szCs w:val="26"/>
                 <w:rtl/>
               </w:rPr>
               <w:t>2</w:t>
@@ -1751,8 +1478,6 @@
                 <w:rFonts w:hint="cs"/>
                 <w:b/>
                 <w:bCs/>
-                <w:sz w:val="26"/>
-                <w:szCs w:val="26"/>
                 <w:rtl/>
               </w:rPr>
               <w:t xml:space="preserve"> </w:t>
@@ -1761,8 +1486,6 @@
               <w:rPr>
                 <w:b/>
                 <w:bCs/>
-                <w:sz w:val="26"/>
-                <w:szCs w:val="26"/>
                 <w:rtl/>
               </w:rPr>
               <w:t xml:space="preserve"> </w:t>
@@ -1771,8 +1494,6 @@
               <w:rPr>
                 <w:b/>
                 <w:bCs/>
-                <w:sz w:val="26"/>
-                <w:szCs w:val="26"/>
               </w:rPr>
               <w:t>,</w:t>
             </w:r>
@@ -1780,8 +1501,6 @@
               <w:rPr>
                 <w:b/>
                 <w:bCs/>
-                <w:sz w:val="26"/>
-                <w:szCs w:val="26"/>
                 <w:rtl/>
               </w:rPr>
               <w:t xml:space="preserve"> </w:t>
@@ -1791,8 +1510,6 @@
                 <w:rFonts w:hint="cs"/>
                 <w:b/>
                 <w:bCs/>
-                <w:sz w:val="26"/>
-                <w:szCs w:val="26"/>
                 <w:rtl/>
                 <w:lang w:bidi="fa-IR"/>
               </w:rPr>
@@ -1803,8 +1520,6 @@
                 <w:rFonts w:hint="cs"/>
                 <w:b/>
                 <w:bCs/>
-                <w:sz w:val="26"/>
-                <w:szCs w:val="26"/>
                 <w:rtl/>
               </w:rPr>
               <w:t>41</w:t>
@@ -1814,8 +1529,6 @@
                 <w:rFonts w:hint="cs"/>
                 <w:b/>
                 <w:bCs/>
-                <w:sz w:val="26"/>
-                <w:szCs w:val="26"/>
                 <w:rtl/>
               </w:rPr>
               <w:t xml:space="preserve"> </w:t>
@@ -1824,8 +1537,6 @@
               <w:rPr>
                 <w:b/>
                 <w:bCs/>
-                <w:sz w:val="26"/>
-                <w:szCs w:val="26"/>
               </w:rPr>
               <w:t xml:space="preserve">, </w:t>
             </w:r>
@@ -1833,8 +1544,6 @@
               <w:rPr>
                 <w:b/>
                 <w:bCs/>
-                <w:sz w:val="26"/>
-                <w:szCs w:val="26"/>
                 <w:rtl/>
               </w:rPr>
               <w:t xml:space="preserve"> </w:t>
@@ -1844,8 +1553,6 @@
                 <w:rFonts w:hint="cs"/>
                 <w:b/>
                 <w:bCs/>
-                <w:sz w:val="26"/>
-                <w:szCs w:val="26"/>
                 <w:rtl/>
                 <w:lang w:bidi="fa-IR"/>
               </w:rPr>
@@ -1856,8 +1563,6 @@
                 <w:rFonts w:hint="cs"/>
                 <w:b/>
                 <w:bCs/>
-                <w:sz w:val="26"/>
-                <w:szCs w:val="26"/>
                 <w:rtl/>
               </w:rPr>
               <w:t>30</w:t>
@@ -1866,8 +1571,6 @@
               <w:rPr>
                 <w:b/>
                 <w:bCs/>
-                <w:sz w:val="26"/>
-                <w:szCs w:val="26"/>
                 <w:rtl/>
               </w:rPr>
               <w:t xml:space="preserve"> </w:t>
@@ -1876,8 +1579,6 @@
               <w:rPr>
                 <w:b/>
                 <w:bCs/>
-                <w:sz w:val="26"/>
-                <w:szCs w:val="26"/>
               </w:rPr>
               <w:t xml:space="preserve"> ,</w:t>
             </w:r>
@@ -1885,8 +1586,6 @@
               <w:rPr>
                 <w:b/>
                 <w:bCs/>
-                <w:sz w:val="26"/>
-                <w:szCs w:val="26"/>
                 <w:rtl/>
               </w:rPr>
               <w:t xml:space="preserve"> </w:t>
@@ -1896,8 +1595,6 @@
                 <w:rFonts w:hint="cs"/>
                 <w:b/>
                 <w:bCs/>
-                <w:sz w:val="26"/>
-                <w:szCs w:val="26"/>
                 <w:rtl/>
               </w:rPr>
               <w:t>35</w:t>
@@ -1906,8 +1603,6 @@
               <w:rPr>
                 <w:b/>
                 <w:bCs/>
-                <w:sz w:val="26"/>
-                <w:szCs w:val="26"/>
                 <w:rtl/>
               </w:rPr>
               <w:t xml:space="preserve"> </w:t>
@@ -1916,8 +1611,6 @@
               <w:rPr>
                 <w:b/>
                 <w:bCs/>
-                <w:sz w:val="26"/>
-                <w:szCs w:val="26"/>
               </w:rPr>
               <w:t>,</w:t>
             </w:r>
@@ -1925,8 +1618,6 @@
               <w:rPr>
                 <w:b/>
                 <w:bCs/>
-                <w:sz w:val="26"/>
-                <w:szCs w:val="26"/>
                 <w:rtl/>
               </w:rPr>
               <w:t xml:space="preserve"> </w:t>
@@ -1936,8 +1627,6 @@
                 <w:rFonts w:hint="cs"/>
                 <w:b/>
                 <w:bCs/>
-                <w:sz w:val="26"/>
-                <w:szCs w:val="26"/>
                 <w:rtl/>
               </w:rPr>
               <w:t xml:space="preserve"> </w:t>
@@ -1946,8 +1635,6 @@
               <w:rPr>
                 <w:b/>
                 <w:bCs/>
-                <w:sz w:val="26"/>
-                <w:szCs w:val="26"/>
                 <w:rtl/>
               </w:rPr>
               <w:t xml:space="preserve">49 </w:t>
@@ -1956,8 +1643,6 @@
               <w:rPr>
                 <w:b/>
                 <w:bCs/>
-                <w:sz w:val="26"/>
-                <w:szCs w:val="26"/>
               </w:rPr>
               <w:t>,</w:t>
             </w:r>
@@ -1965,8 +1650,6 @@
               <w:rPr>
                 <w:b/>
                 <w:bCs/>
-                <w:sz w:val="26"/>
-                <w:szCs w:val="26"/>
                 <w:rtl/>
               </w:rPr>
               <w:t xml:space="preserve"> 2</w:t>
@@ -1976,8 +1659,6 @@
                 <w:rFonts w:hint="cs"/>
                 <w:b/>
                 <w:bCs/>
-                <w:sz w:val="26"/>
-                <w:szCs w:val="26"/>
                 <w:rtl/>
               </w:rPr>
               <w:t>9</w:t>
@@ -1986,8 +1667,6 @@
               <w:rPr>
                 <w:b/>
                 <w:bCs/>
-                <w:sz w:val="26"/>
-                <w:szCs w:val="26"/>
                 <w:rtl/>
               </w:rPr>
               <w:t xml:space="preserve"> </w:t>
@@ -1997,8 +1676,6 @@
                 <w:rFonts w:hint="cs"/>
                 <w:b/>
                 <w:bCs/>
-                <w:sz w:val="26"/>
-                <w:szCs w:val="26"/>
                 <w:rtl/>
               </w:rPr>
               <w:t xml:space="preserve"> </w:t>
@@ -2007,8 +1684,6 @@
               <w:rPr>
                 <w:b/>
                 <w:bCs/>
-                <w:sz w:val="26"/>
-                <w:szCs w:val="26"/>
               </w:rPr>
               <w:t xml:space="preserve">  ,</w:t>
             </w:r>
@@ -2017,8 +1692,6 @@
                 <w:rFonts w:hint="cs"/>
                 <w:b/>
                 <w:bCs/>
-                <w:sz w:val="26"/>
-                <w:szCs w:val="26"/>
                 <w:rtl/>
               </w:rPr>
               <w:t>22</w:t>
@@ -2036,18 +1709,14 @@
               <w:rPr>
                 <w:b/>
                 <w:bCs/>
-                <w:sz w:val="26"/>
-                <w:szCs w:val="26"/>
-                <w:rtl/>
-              </w:rPr>
-            </w:pPr>
-            <w:r>
-              <w:rPr>
-                <w:rFonts w:hint="cs"/>
-                <w:b/>
-                <w:bCs/>
-                <w:sz w:val="26"/>
-                <w:szCs w:val="26"/>
+                <w:rtl/>
+              </w:rPr>
+            </w:pPr>
+            <w:r>
+              <w:rPr>
+                <w:rFonts w:hint="cs"/>
+                <w:b/>
+                <w:bCs/>
                 <w:rtl/>
               </w:rPr>
               <w:t>1</w:t>
@@ -2077,8 +1746,8 @@
                 <w:rFonts w:cs="B Nazanin"/>
                 <w:b/>
                 <w:bCs/>
-                <w:sz w:val="26"/>
-                <w:szCs w:val="26"/>
+                <w:sz w:val="24"/>
+                <w:szCs w:val="24"/>
                 <w:rtl/>
               </w:rPr>
             </w:pPr>
@@ -2097,8 +1766,6 @@
                 <w:rFonts w:ascii="Shabnam" w:hAnsi="Shabnam"/>
                 <w:b/>
                 <w:bCs/>
-                <w:sz w:val="26"/>
-                <w:szCs w:val="26"/>
                 <w:rtl/>
                 <w:lang w:bidi="fa-IR"/>
               </w:rPr>
@@ -2109,8 +1776,6 @@
                 <w:b/>
                 <w:bCs/>
                 <w:noProof/>
-                <w:sz w:val="26"/>
-                <w:szCs w:val="26"/>
                 <w:rtl/>
                 <w:lang w:val="ar-SA"/>
               </w:rPr>
@@ -2271,8 +1936,6 @@
                 <w:rFonts w:ascii="Shabnam" w:hAnsi="Shabnam" w:hint="cs"/>
                 <w:b/>
                 <w:bCs/>
-                <w:sz w:val="26"/>
-                <w:szCs w:val="26"/>
                 <w:rtl/>
               </w:rPr>
               <w:t xml:space="preserve">با رسم نمودار درختی </w:t>
@@ -2282,8 +1945,6 @@
                 <w:rFonts w:ascii="Shabnam" w:hAnsi="Shabnam" w:hint="cs"/>
                 <w:b/>
                 <w:bCs/>
-                <w:sz w:val="26"/>
-                <w:szCs w:val="26"/>
                 <w:rtl/>
                 <w:lang w:bidi="fa-IR"/>
               </w:rPr>
@@ -2294,8 +1955,6 @@
                 <w:rFonts w:ascii="Shabnam" w:hAnsi="Shabnam" w:hint="cs"/>
                 <w:b/>
                 <w:bCs/>
-                <w:sz w:val="26"/>
-                <w:szCs w:val="26"/>
                 <w:rtl/>
               </w:rPr>
               <w:t xml:space="preserve">                 </w:t>
@@ -2305,8 +1964,6 @@
                 <w:rFonts w:ascii="Shabnam" w:hAnsi="Shabnam" w:hint="cs"/>
                 <w:b/>
                 <w:bCs/>
-                <w:sz w:val="26"/>
-                <w:szCs w:val="26"/>
                 <w:rtl/>
               </w:rPr>
               <w:t xml:space="preserve">            </w:t>
@@ -2320,8 +1977,6 @@
                 <w:rFonts w:ascii="Shabnam" w:hAnsi="Shabnam"/>
                 <w:b/>
                 <w:bCs/>
-                <w:sz w:val="26"/>
-                <w:szCs w:val="26"/>
                 <w:rtl/>
                 <w:lang w:bidi="fa-IR"/>
               </w:rPr>
@@ -2331,8 +1986,6 @@
                 <w:rFonts w:ascii="Shabnam" w:hAnsi="Shabnam" w:hint="cs"/>
                 <w:b/>
                 <w:bCs/>
-                <w:sz w:val="26"/>
-                <w:szCs w:val="26"/>
                 <w:rtl/>
                 <w:lang w:bidi="fa-IR"/>
               </w:rPr>
@@ -2347,8 +2000,6 @@
                 <w:rFonts w:ascii="Shabnam" w:hAnsi="Shabnam"/>
                 <w:b/>
                 <w:bCs/>
-                <w:sz w:val="26"/>
-                <w:szCs w:val="26"/>
                 <w:rtl/>
                 <w:lang w:bidi="fa-IR"/>
               </w:rPr>
@@ -2366,19 +2017,15 @@
               <w:rPr>
                 <w:b/>
                 <w:bCs/>
-                <w:sz w:val="26"/>
-                <w:szCs w:val="26"/>
-                <w:rtl/>
-                <w:lang w:bidi="fa-IR"/>
-              </w:rPr>
-            </w:pPr>
-            <w:r>
-              <w:rPr>
-                <w:rFonts w:hint="cs"/>
-                <w:b/>
-                <w:bCs/>
-                <w:sz w:val="26"/>
-                <w:szCs w:val="26"/>
+                <w:rtl/>
+                <w:lang w:bidi="fa-IR"/>
+              </w:rPr>
+            </w:pPr>
+            <w:r>
+              <w:rPr>
+                <w:rFonts w:hint="cs"/>
+                <w:b/>
+                <w:bCs/>
                 <w:rtl/>
                 <w:lang w:bidi="fa-IR"/>
               </w:rPr>
@@ -2389,7 +2036,7 @@
       </w:tr>
       <w:tr>
         <w:trPr>
-          <w:trHeight w:val="1036"/>
+          <w:trHeight w:val="1098"/>
           <w:jc w:val="center"/>
         </w:trPr>
         <w:tc>
@@ -2409,8 +2056,8 @@
                 <w:rFonts w:cs="B Nazanin"/>
                 <w:b/>
                 <w:bCs/>
-                <w:sz w:val="26"/>
-                <w:szCs w:val="26"/>
+                <w:sz w:val="24"/>
+                <w:szCs w:val="24"/>
                 <w:rtl/>
               </w:rPr>
             </w:pPr>
@@ -2429,8 +2076,6 @@
                 <w:rFonts w:ascii="Shabnam" w:hAnsi="Shabnam"/>
                 <w:b/>
                 <w:bCs/>
-                <w:sz w:val="26"/>
-                <w:szCs w:val="26"/>
                 <w:rtl/>
                 <w:lang w:bidi="fa-IR"/>
               </w:rPr>
@@ -2440,8 +2085,6 @@
                 <w:rFonts w:ascii="Shabnam" w:hAnsi="Shabnam" w:hint="cs"/>
                 <w:b/>
                 <w:bCs/>
-                <w:sz w:val="26"/>
-                <w:szCs w:val="26"/>
                 <w:rtl/>
               </w:rPr>
               <w:t>کسر زیر را با کمک تجزیه کردن ساده کنید.</w:t>
@@ -2479,13 +2122,21 @@
                     <w:spacing w:line="276" w:lineRule="auto"/>
                     <w:jc w:val="right"/>
                     <w:rPr>
-                      <w:rFonts w:ascii="Shabnam" w:hAnsi="Shabnam" w:cs="0 Nazanin Bold"/>
-                      <w:sz w:val="28"/>
-                      <w:szCs w:val="28"/>
+                      <w:rFonts w:ascii="Shabnam" w:hAnsi="Shabnam" w:cs="0 Nazanin Bold" w:hint="cs"/>
                       <w:rtl/>
                       <w:lang w:bidi="fa-IR"/>
                     </w:rPr>
                   </w:pPr>
+                  <w:r>
+                    <w:rPr>
+                      <w:rFonts w:ascii="Shabnam" w:hAnsi="Shabnam" w:cs="0 Nazanin Bold" w:hint="cs"/>
+                      <w:rtl/>
+                      <w:lang w:bidi="fa-IR"/>
+                    </w:rPr>
+                    <w:t xml:space="preserve">                              </w:t>
+                  </w:r>
+                  <w:bookmarkStart w:id="0" w:name="_GoBack"/>
+                  <w:bookmarkEnd w:id="0"/>
                 </w:p>
               </w:tc>
               <w:tc>
@@ -2509,33 +2160,37 @@
                     <w:spacing w:line="276" w:lineRule="auto"/>
                     <w:rPr>
                       <w:rFonts w:ascii="Shabnam" w:hAnsi="Shabnam" w:cs="0 Nazanin Bold"/>
-                      <w:sz w:val="28"/>
-                      <w:szCs w:val="28"/>
                       <w:rtl/>
                     </w:rPr>
                   </w:pPr>
                   <w:r>
                     <w:rPr>
                       <w:rFonts w:cs="0 Nazanin Bold"/>
-                      <w:sz w:val="26"/>
-                      <w:szCs w:val="26"/>
                     </w:rPr>
                     <w:tab/>
-                    <w:t xml:space="preserve">                          </w:t>
+                    <w:t xml:space="preserve">  </w:t>
                   </w:r>
                   <w:r>
                     <w:rPr>
                       <w:rFonts w:cs="0 Nazanin Bold"/>
-                      <w:sz w:val="26"/>
-                      <w:szCs w:val="26"/>
+                    </w:rPr>
+                    <w:t xml:space="preserve">  </w:t>
+                  </w:r>
+                  <w:r>
+                    <w:rPr>
+                      <w:rFonts w:cs="0 Nazanin Bold"/>
+                    </w:rPr>
+                    <w:t xml:space="preserve">                        </w:t>
+                  </w:r>
+                  <w:r>
+                    <w:rPr>
+                      <w:rFonts w:cs="0 Nazanin Bold"/>
                     </w:rPr>
                     <w:tab/>
                   </w:r>
                   <w:r>
                     <w:rPr>
                       <w:rFonts w:cs="0 Nazanin Bold"/>
-                      <w:sz w:val="26"/>
-                      <w:szCs w:val="26"/>
                     </w:rPr>
                     <w:tab/>
                     <w:t xml:space="preserve"> </w:t>
@@ -2544,14 +2199,12 @@
                     <w:rPr>
                       <w:rFonts w:cs="0 Nazanin Bold"/>
                       <w:position w:val="-28"/>
-                      <w:sz w:val="26"/>
-                      <w:szCs w:val="26"/>
                     </w:rPr>
                     <w:object w:dxaOrig="600" w:dyaOrig="720" w14:anchorId="1DF8290F">
-                      <v:shape id="_x0000_i1027" type="#_x0000_t75" style="width:30pt;height:36.75pt" o:ole="">
+                      <v:shape id="_x0000_i1078" type="#_x0000_t75" style="width:29.9pt;height:36.45pt" o:ole="">
                         <v:imagedata r:id="rId7" o:title=""/>
                       </v:shape>
-                      <o:OLEObject Type="Embed" ProgID="Equation.DSMT4" ShapeID="_x0000_i1027" DrawAspect="Content" ObjectID="_1810907670" r:id="rId8"/>
+                      <o:OLEObject Type="Embed" ProgID="Equation.DSMT4" ShapeID="_x0000_i1078" DrawAspect="Content" ObjectID="_1830783154" r:id="rId8"/>
                     </w:object>
                   </w:r>
                 </w:p>
@@ -2567,8 +2220,6 @@
                 <w:b/>
                 <w:bCs/>
                 <w:noProof/>
-                <w:sz w:val="26"/>
-                <w:szCs w:val="26"/>
                 <w:rtl/>
                 <w:lang w:val="ar-SA"/>
               </w:rPr>
@@ -2586,19 +2237,15 @@
               <w:rPr>
                 <w:b/>
                 <w:bCs/>
-                <w:sz w:val="26"/>
-                <w:szCs w:val="26"/>
-                <w:rtl/>
-                <w:lang w:bidi="fa-IR"/>
-              </w:rPr>
-            </w:pPr>
-            <w:r>
-              <w:rPr>
-                <w:rFonts w:hint="cs"/>
-                <w:b/>
-                <w:bCs/>
-                <w:sz w:val="26"/>
-                <w:szCs w:val="26"/>
+                <w:rtl/>
+                <w:lang w:bidi="fa-IR"/>
+              </w:rPr>
+            </w:pPr>
+            <w:r>
+              <w:rPr>
+                <w:rFonts w:hint="cs"/>
+                <w:b/>
+                <w:bCs/>
                 <w:rtl/>
                 <w:lang w:bidi="fa-IR"/>
               </w:rPr>
@@ -2629,8 +2276,8 @@
                 <w:rFonts w:cs="B Nazanin"/>
                 <w:b/>
                 <w:bCs/>
-                <w:sz w:val="26"/>
-                <w:szCs w:val="26"/>
+                <w:sz w:val="24"/>
+                <w:szCs w:val="24"/>
                 <w:rtl/>
               </w:rPr>
             </w:pPr>
@@ -2646,19 +2293,15 @@
               <w:rPr>
                 <w:b/>
                 <w:bCs/>
-                <w:sz w:val="26"/>
-                <w:szCs w:val="26"/>
-                <w:rtl/>
-                <w:lang w:bidi="fa-IR"/>
-              </w:rPr>
-            </w:pPr>
-            <w:r>
-              <w:rPr>
-                <w:rFonts w:hint="cs"/>
-                <w:b/>
-                <w:bCs/>
-                <w:sz w:val="26"/>
-                <w:szCs w:val="26"/>
+                <w:rtl/>
+                <w:lang w:bidi="fa-IR"/>
+              </w:rPr>
+            </w:pPr>
+            <w:r>
+              <w:rPr>
+                <w:rFonts w:hint="cs"/>
+                <w:b/>
+                <w:bCs/>
                 <w:rtl/>
               </w:rPr>
               <w:t xml:space="preserve">ب م م و ک م م دو عدد </w:t>
@@ -2668,8 +2311,6 @@
                 <w:rFonts w:hint="cs"/>
                 <w:b/>
                 <w:bCs/>
-                <w:sz w:val="26"/>
-                <w:szCs w:val="26"/>
                 <w:rtl/>
                 <w:lang w:bidi="fa-IR"/>
               </w:rPr>
@@ -2680,8 +2321,6 @@
                 <w:rFonts w:hint="cs"/>
                 <w:b/>
                 <w:bCs/>
-                <w:sz w:val="26"/>
-                <w:szCs w:val="26"/>
                 <w:rtl/>
                 <w:lang w:bidi="fa-IR"/>
               </w:rPr>
@@ -2692,8 +2331,6 @@
                 <w:rFonts w:hint="cs"/>
                 <w:b/>
                 <w:bCs/>
-                <w:sz w:val="26"/>
-                <w:szCs w:val="26"/>
                 <w:rtl/>
               </w:rPr>
               <w:t xml:space="preserve">و </w:t>
@@ -2703,8 +2340,6 @@
                 <w:rFonts w:hint="cs"/>
                 <w:b/>
                 <w:bCs/>
-                <w:sz w:val="26"/>
-                <w:szCs w:val="26"/>
                 <w:rtl/>
               </w:rPr>
               <w:t>21</w:t>
@@ -2714,8 +2349,6 @@
                 <w:rFonts w:hint="cs"/>
                 <w:b/>
                 <w:bCs/>
-                <w:sz w:val="26"/>
-                <w:szCs w:val="26"/>
                 <w:rtl/>
               </w:rPr>
               <w:t xml:space="preserve"> را </w:t>
@@ -2725,8 +2358,6 @@
                 <w:rFonts w:hint="cs"/>
                 <w:b/>
                 <w:bCs/>
-                <w:sz w:val="26"/>
-                <w:szCs w:val="26"/>
                 <w:rtl/>
                 <w:lang w:bidi="fa-IR"/>
               </w:rPr>
@@ -2737,8 +2368,6 @@
                 <w:rFonts w:hint="cs"/>
                 <w:b/>
                 <w:bCs/>
-                <w:sz w:val="26"/>
-                <w:szCs w:val="26"/>
                 <w:rtl/>
               </w:rPr>
               <w:t xml:space="preserve"> به دست آورید.</w:t>
@@ -2751,8 +2380,6 @@
               <w:rPr>
                 <w:b/>
                 <w:bCs/>
-                <w:sz w:val="26"/>
-                <w:szCs w:val="26"/>
                 <w:rtl/>
                 <w:lang w:bidi="fa-IR"/>
               </w:rPr>
@@ -2762,14 +2389,12 @@
                 <w:b/>
                 <w:bCs/>
                 <w:position w:val="-12"/>
-                <w:sz w:val="26"/>
-                <w:szCs w:val="26"/>
               </w:rPr>
               <w:object w:dxaOrig="1020" w:dyaOrig="360" w14:anchorId="5B86B420">
-                <v:shape id="_x0000_i1028" type="#_x0000_t75" style="width:51.75pt;height:18pt" o:ole="">
+                <v:shape id="_x0000_i1028" type="#_x0000_t75" style="width:51.45pt;height:17.75pt" o:ole="">
                   <v:imagedata r:id="rId9" o:title=""/>
                 </v:shape>
-                <o:OLEObject Type="Embed" ProgID="Equation.DSMT4" ShapeID="_x0000_i1028" DrawAspect="Content" ObjectID="_1810907671" r:id="rId10"/>
+                <o:OLEObject Type="Embed" ProgID="Equation.DSMT4" ShapeID="_x0000_i1028" DrawAspect="Content" ObjectID="_1830783155" r:id="rId10"/>
               </w:object>
             </w:r>
           </w:p>
@@ -2780,8 +2405,6 @@
               <w:rPr>
                 <w:b/>
                 <w:bCs/>
-                <w:sz w:val="26"/>
-                <w:szCs w:val="26"/>
                 <w:rtl/>
                 <w:lang w:bidi="fa-IR"/>
               </w:rPr>
@@ -2791,14 +2414,12 @@
                 <w:b/>
                 <w:bCs/>
                 <w:position w:val="-10"/>
-                <w:sz w:val="26"/>
-                <w:szCs w:val="26"/>
               </w:rPr>
               <w:object w:dxaOrig="980" w:dyaOrig="340" w14:anchorId="285D3D4B">
-                <v:shape id="_x0000_i1029" type="#_x0000_t75" style="width:57.75pt;height:17.25pt" o:ole="">
+                <v:shape id="_x0000_i1029" type="#_x0000_t75" style="width:57.95pt;height:16.85pt" o:ole="">
                   <v:imagedata r:id="rId11" o:title=""/>
                 </v:shape>
-                <o:OLEObject Type="Embed" ProgID="Equation.DSMT4" ShapeID="_x0000_i1029" DrawAspect="Content" ObjectID="_1810907672" r:id="rId12"/>
+                <o:OLEObject Type="Embed" ProgID="Equation.DSMT4" ShapeID="_x0000_i1029" DrawAspect="Content" ObjectID="_1830783156" r:id="rId12"/>
               </w:object>
             </w:r>
           </w:p>
@@ -2814,18 +2435,14 @@
               <w:rPr>
                 <w:b/>
                 <w:bCs/>
-                <w:sz w:val="26"/>
-                <w:szCs w:val="26"/>
-                <w:rtl/>
-              </w:rPr>
-            </w:pPr>
-            <w:r>
-              <w:rPr>
-                <w:rFonts w:hint="cs"/>
-                <w:b/>
-                <w:bCs/>
-                <w:sz w:val="26"/>
-                <w:szCs w:val="26"/>
+                <w:rtl/>
+              </w:rPr>
+            </w:pPr>
+            <w:r>
+              <w:rPr>
+                <w:rFonts w:hint="cs"/>
+                <w:b/>
+                <w:bCs/>
                 <w:rtl/>
               </w:rPr>
               <w:t>5/1</w:t>
@@ -2855,8 +2472,8 @@
                 <w:rFonts w:cs="B Nazanin"/>
                 <w:b/>
                 <w:bCs/>
-                <w:sz w:val="26"/>
-                <w:szCs w:val="26"/>
+                <w:sz w:val="24"/>
+                <w:szCs w:val="24"/>
                 <w:rtl/>
               </w:rPr>
             </w:pPr>
@@ -2874,8 +2491,6 @@
                 <w:rFonts w:ascii="Shabnam" w:hAnsi="Shabnam"/>
                 <w:b/>
                 <w:bCs/>
-                <w:sz w:val="26"/>
-                <w:szCs w:val="26"/>
                 <w:rtl/>
               </w:rPr>
             </w:pPr>
@@ -2884,8 +2499,6 @@
                 <w:rFonts w:ascii="Shabnam" w:hAnsi="Shabnam" w:hint="cs"/>
                 <w:b/>
                 <w:bCs/>
-                <w:sz w:val="26"/>
-                <w:szCs w:val="26"/>
                 <w:rtl/>
               </w:rPr>
               <w:t xml:space="preserve">دو ظرف با گنجایش </w:t>
@@ -2895,8 +2508,6 @@
                 <w:rFonts w:ascii="Shabnam" w:hAnsi="Shabnam" w:hint="cs"/>
                 <w:b/>
                 <w:bCs/>
-                <w:sz w:val="26"/>
-                <w:szCs w:val="26"/>
                 <w:rtl/>
               </w:rPr>
               <w:t>12</w:t>
@@ -2906,8 +2517,6 @@
                 <w:rFonts w:ascii="Shabnam" w:hAnsi="Shabnam" w:hint="cs"/>
                 <w:b/>
                 <w:bCs/>
-                <w:sz w:val="26"/>
-                <w:szCs w:val="26"/>
                 <w:rtl/>
               </w:rPr>
               <w:t xml:space="preserve"> و </w:t>
@@ -2917,8 +2526,6 @@
                 <w:rFonts w:ascii="Shabnam" w:hAnsi="Shabnam" w:hint="cs"/>
                 <w:b/>
                 <w:bCs/>
-                <w:sz w:val="26"/>
-                <w:szCs w:val="26"/>
                 <w:rtl/>
               </w:rPr>
               <w:t>18</w:t>
@@ -2928,8 +2535,6 @@
                 <w:rFonts w:ascii="Shabnam" w:hAnsi="Shabnam" w:hint="cs"/>
                 <w:b/>
                 <w:bCs/>
-                <w:sz w:val="26"/>
-                <w:szCs w:val="26"/>
                 <w:rtl/>
               </w:rPr>
               <w:t xml:space="preserve"> لیتر داریم. می خواهیم با یک پیمانه که هر بار پر و خالی می شود ، هر دو ظرف را پر کنیم. بزرگترین پیمانه ای که برای این کار مناسب است ، چند لیتری است؟</w:t>
@@ -2942,8 +2547,6 @@
                 <w:rFonts w:ascii="Shabnam" w:hAnsi="Shabnam"/>
                 <w:b/>
                 <w:bCs/>
-                <w:sz w:val="26"/>
-                <w:szCs w:val="26"/>
                 <w:rtl/>
               </w:rPr>
             </w:pPr>
@@ -2956,8 +2559,6 @@
                 <w:rFonts w:ascii="Shabnam" w:hAnsi="Shabnam"/>
                 <w:b/>
                 <w:bCs/>
-                <w:sz w:val="26"/>
-                <w:szCs w:val="26"/>
                 <w:rtl/>
               </w:rPr>
             </w:pPr>
@@ -2974,18 +2575,14 @@
               <w:rPr>
                 <w:b/>
                 <w:bCs/>
-                <w:sz w:val="26"/>
-                <w:szCs w:val="26"/>
-                <w:rtl/>
-              </w:rPr>
-            </w:pPr>
-            <w:r>
-              <w:rPr>
-                <w:rFonts w:hint="cs"/>
-                <w:b/>
-                <w:bCs/>
-                <w:sz w:val="26"/>
-                <w:szCs w:val="26"/>
+                <w:rtl/>
+              </w:rPr>
+            </w:pPr>
+            <w:r>
+              <w:rPr>
+                <w:rFonts w:hint="cs"/>
+                <w:b/>
+                <w:bCs/>
                 <w:rtl/>
               </w:rPr>
               <w:t>1</w:t>
@@ -3002,8 +2599,6 @@
         <w:rPr>
           <w:b/>
           <w:bCs/>
-          <w:sz w:val="26"/>
-          <w:szCs w:val="26"/>
           <w:rtl/>
           <w:lang w:bidi="fa-IR"/>
         </w:rPr>
@@ -3044,7 +2639,7 @@
         <v:path o:extrusionok="f" gradientshapeok="t" o:connecttype="rect"/>
         <o:lock v:ext="edit" aspectratio="t"/>
       </v:shapetype>
-      <v:shape id="_x0000_i1027" type="#_x0000_t75" style="width:11.25pt;height:11.25pt" o:bullet="t">
+      <v:shape id="_x0000_i1036" type="#_x0000_t75" style="width:11.2pt;height:11.2pt" o:bullet="t">
         <v:imagedata r:id="rId1" o:title="msoB3E5"/>
       </v:shape>
     </w:pict>
